--- a/textbook/docx/chapter_28_spatial_economics.docx
+++ b/textbook/docx/chapter_28_spatial_economics.docx
@@ -99,7 +99,7 @@
           <w:szCs w:val="24"/>
           <w:rFonts w:ascii="Arial" w:cs="Arial" w:eastAsia="Arial" w:hAnsi="Arial"/>
         </w:rPr>
-        <w:t xml:space="preserve">Geographic variation in healthcare spending, utilization, and outcomes is one of the most extensively documented phenomena in US health economics. The Dartmouth Atlas research program, initiated by John Wennberg, demonstrated that Medicare spending per beneficiary varies by more than twofold across hospital referral regions, with much of the variation unexplained by differences in patient health status, preferences, or outcomes. This geographic variation raises fundamental questions about efficiency — if higher-spending regions do not achieve better outcomes, the excess spending may represent waste — and about equity — if access and quality vary by geography, the health system fails to provide equal care regardless of location.</w:t>
+        <w:t xml:space="preserve">Geographic variation in healthcare spending, utilization, and outcomes is one of the most extensively documented and debated phenomena in US health economics. The Dartmouth Atlas research program demonstrated that Medicare spending per beneficiary varies by more than twofold across hospital referral regions, with much of the variation unexplained by differences in patient health status, preferences, or outcomes. This geographic variation raises fundamental questions about efficiency (higher-spending regions do not achieve better outcomes) and equity (access and quality vary systematically by geography). This chapter develops the spatial econometric methods needed to analyze geographic patterns in health economics, including spatial regression models, geographic access measurement, hospital market definition, and the movers design for decomposing variation into demand and supply components.</w:t>
       </w:r>
     </w:p>
     <w:p>
@@ -115,20 +115,33 @@
           <w:szCs w:val="30"/>
           <w:rFonts w:ascii="Arial" w:cs="Arial" w:eastAsia="Arial" w:hAnsi="Arial"/>
         </w:rPr>
-        <w:t xml:space="preserve">The Dartmouth Atlas and Geographic Variation</w:t>
-      </w:r>
-    </w:p>
-    <w:p>
-      <w:pPr>
-        <w:spacing w:after="120"/>
-      </w:pPr>
-      <w:r>
-        <w:rPr>
-          <w:sz w:val="24"/>
-          <w:szCs w:val="24"/>
-          <w:rFonts w:ascii="Arial" w:cs="Arial" w:eastAsia="Arial" w:hAnsi="Arial"/>
-        </w:rPr>
-        <w:t xml:space="preserve">Wennberg's foundational research classified medical care into three categories: effective care (evidence-based interventions with clear benefits — aspirin for MI, beta-blockers after MI), preference-sensitive care (decisions depending on patient values — prostatectomy vs. watchful waiting), and supply-sensitive care (utilization driven by local supply — frequency of follow-up visits, intensity of ICU use, hospice referral patterns). Geographic variation is smallest for effective care (providers generally deliver evidence-based interventions), moderate for preference-sensitive care, and largest for supply-sensitive care — suggesting that supply-side factors (physician density, bed supply, practice norms) are the primary drivers of variation.</w:t>
+        <w:t xml:space="preserve">The Dartmouth Atlas and Supply-Sensitive Care</w:t>
+      </w:r>
+    </w:p>
+    <w:p>
+      <w:pPr>
+        <w:spacing w:after="120"/>
+      </w:pPr>
+      <w:r>
+        <w:rPr>
+          <w:sz w:val="24"/>
+          <w:szCs w:val="24"/>
+          <w:rFonts w:ascii="Arial" w:cs="Arial" w:eastAsia="Arial" w:hAnsi="Arial"/>
+        </w:rPr>
+        <w:t xml:space="preserve">Wennberg's foundational research classified medical care into three categories: effective care (evidence-based interventions with clear net benefit, such as aspirin for MI — geographic variation is small because the evidence is clear), preference-sensitive care (decisions depending on patient values and preferences, such as prostatectomy vs. watchful waiting for early prostate cancer — moderate variation reflecting differences in clinical culture and shared decision-making), and supply-sensitive care (utilization driven by local supply rather than patient need or preference, such as frequency of follow-up visits, intensity of end-of-life care, specialist referral rates — the largest source of variation).</w:t>
+      </w:r>
+    </w:p>
+    <w:p>
+      <w:pPr>
+        <w:spacing w:after="120"/>
+      </w:pPr>
+      <w:r>
+        <w:rPr>
+          <w:sz w:val="24"/>
+          <w:szCs w:val="24"/>
+          <w:rFonts w:ascii="Arial" w:cs="Arial" w:eastAsia="Arial" w:hAnsi="Arial"/>
+        </w:rPr>
+        <w:t xml:space="preserve">The policy implication is profound: if much of the geographic variation in healthcare spending reflects supply-sensitive utilization rather than patient need, then high-spending regions are not providing more valuable care — they are providing more care, with the volume determined by the local supply of physicians, hospital beds, and specialists rather than by the marginal clinical benefit to patients. Fisher and colleagues (2003) confirmed this interpretation by showing that Medicare beneficiaries in higher-spending regions do not have better outcomes (mortality, functional status, satisfaction) than those in lower-spending regions.</w:t>
       </w:r>
     </w:p>
     <w:p>
@@ -173,7 +186,110 @@
           <w:szCs w:val="24"/>
           <w:rFonts w:ascii="Arial" w:cs="Arial" w:eastAsia="Arial" w:hAnsi="Arial"/>
         </w:rPr>
-        <w:t xml:space="preserve">Spatial econometric models require a spatial weight matrix W that defines the neighborhood structure — which areas are "neighbors" and how strongly they interact. Common specifications include contiguity weights (Wᵢⱼ = 1 if areas i and j share a border), distance-based weights (Wᵢⱼ = f(dᵢⱼ) for declining function f), and k-nearest-neighbor weights. The matrix is typically row-standardized so that each row sums to 1.</w:t>
+        <w:t xml:space="preserve">Spatial econometric models require a weight matrix W that defines the neighborhood structure among geographic units. Common specifications include:</w:t>
+      </w:r>
+    </w:p>
+    <w:p>
+      <w:pPr>
+        <w:spacing w:after="120"/>
+      </w:pPr>
+      <w:r>
+        <w:rPr>
+          <w:sz w:val="24"/>
+          <w:szCs w:val="24"/>
+          <w:rFonts w:ascii="Arial" w:cs="Arial" w:eastAsia="Arial" w:hAnsi="Arial"/>
+        </w:rPr>
+      </w:r>
+      <w:r>
+        <w:rPr>
+          <w:b/>
+          <w:bCs/>
+          <w:sz w:val="24"/>
+          <w:szCs w:val="24"/>
+          <w:rFonts w:ascii="Arial" w:cs="Arial" w:eastAsia="Arial" w:hAnsi="Arial"/>
+        </w:rPr>
+        <w:t xml:space="preserve">Contiguity weights</w:t>
+      </w:r>
+      <w:r>
+        <w:rPr>
+          <w:sz w:val="24"/>
+          <w:szCs w:val="24"/>
+          <w:rFonts w:ascii="Arial" w:cs="Arial" w:eastAsia="Arial" w:hAnsi="Arial"/>
+        </w:rPr>
+        <w:t xml:space="preserve">: Wᵢⱼ = 1 if areas i and j share a boundary (queen contiguity includes corner-touching; rook contiguity requires shared edges). Row-standardized so that each row sums to 1: W̃ᵢⱼ = Wᵢⱼ / Σⱼ Wᵢⱼ.</w:t>
+      </w:r>
+    </w:p>
+    <w:p>
+      <w:pPr>
+        <w:spacing w:after="120"/>
+      </w:pPr>
+      <w:r>
+        <w:rPr>
+          <w:sz w:val="24"/>
+          <w:szCs w:val="24"/>
+          <w:rFonts w:ascii="Arial" w:cs="Arial" w:eastAsia="Arial" w:hAnsi="Arial"/>
+        </w:rPr>
+      </w:r>
+      <w:r>
+        <w:rPr>
+          <w:b/>
+          <w:bCs/>
+          <w:sz w:val="24"/>
+          <w:szCs w:val="24"/>
+          <w:rFonts w:ascii="Arial" w:cs="Arial" w:eastAsia="Arial" w:hAnsi="Arial"/>
+        </w:rPr>
+        <w:t xml:space="preserve">Distance-based weights</w:t>
+      </w:r>
+      <w:r>
+        <w:rPr>
+          <w:sz w:val="24"/>
+          <w:szCs w:val="24"/>
+          <w:rFonts w:ascii="Arial" w:cs="Arial" w:eastAsia="Arial" w:hAnsi="Arial"/>
+        </w:rPr>
+        <w:t xml:space="preserve">: Wᵢⱼ = f(dᵢⱼ) for a declining function f (inverse distance, inverse distance squared, or Gaussian kernel). Requires a distance threshold beyond which weights are zero.</w:t>
+      </w:r>
+    </w:p>
+    <w:p>
+      <w:pPr>
+        <w:spacing w:after="120"/>
+      </w:pPr>
+      <w:r>
+        <w:rPr>
+          <w:sz w:val="24"/>
+          <w:szCs w:val="24"/>
+          <w:rFonts w:ascii="Arial" w:cs="Arial" w:eastAsia="Arial" w:hAnsi="Arial"/>
+        </w:rPr>
+      </w:r>
+      <w:r>
+        <w:rPr>
+          <w:b/>
+          <w:bCs/>
+          <w:sz w:val="24"/>
+          <w:szCs w:val="24"/>
+          <w:rFonts w:ascii="Arial" w:cs="Arial" w:eastAsia="Arial" w:hAnsi="Arial"/>
+        </w:rPr>
+        <w:t xml:space="preserve">K-nearest-neighbor weights</w:t>
+      </w:r>
+      <w:r>
+        <w:rPr>
+          <w:sz w:val="24"/>
+          <w:szCs w:val="24"/>
+          <w:rFonts w:ascii="Arial" w:cs="Arial" w:eastAsia="Arial" w:hAnsi="Arial"/>
+        </w:rPr>
+        <w:t xml:space="preserve">: Wᵢⱼ = 1 if j is among the K nearest neighbors of i. Ensures that every unit has the same number of neighbors, regardless of local density.</w:t>
+      </w:r>
+    </w:p>
+    <w:p>
+      <w:pPr>
+        <w:spacing w:after="120"/>
+      </w:pPr>
+      <w:r>
+        <w:rPr>
+          <w:sz w:val="24"/>
+          <w:szCs w:val="24"/>
+          <w:rFonts w:ascii="Arial" w:cs="Arial" w:eastAsia="Arial" w:hAnsi="Arial"/>
+        </w:rPr>
+        <w:t xml:space="preserve">Implementation in Julia: construct the weight matrix from shapefiles using GeoDataFrames.jl and Shapefile.jl to extract polygon geometries, compute adjacency or distances between centroids, and build the sparse weight matrix using SparseArrays.</w:t>
       </w:r>
     </w:p>
     <w:p>
@@ -189,6 +305,108 @@
           <w:szCs w:val="26"/>
           <w:rFonts w:ascii="Arial" w:cs="Arial" w:eastAsia="Arial" w:hAnsi="Arial"/>
         </w:rPr>
+        <w:t xml:space="preserve">Spatial Autocorrelation Testing</w:t>
+      </w:r>
+    </w:p>
+    <w:p>
+      <w:pPr>
+        <w:spacing w:after="120"/>
+      </w:pPr>
+      <w:r>
+        <w:rPr>
+          <w:sz w:val="24"/>
+          <w:szCs w:val="24"/>
+          <w:rFonts w:ascii="Arial" w:cs="Arial" w:eastAsia="Arial" w:hAnsi="Arial"/>
+        </w:rPr>
+      </w:r>
+      <w:r>
+        <w:rPr>
+          <w:b/>
+          <w:bCs/>
+          <w:sz w:val="24"/>
+          <w:szCs w:val="24"/>
+          <w:rFonts w:ascii="Arial" w:cs="Arial" w:eastAsia="Arial" w:hAnsi="Arial"/>
+        </w:rPr>
+        <w:t xml:space="preserve">Moran's I</w:t>
+      </w:r>
+      <w:r>
+        <w:rPr>
+          <w:sz w:val="24"/>
+          <w:szCs w:val="24"/>
+          <w:rFonts w:ascii="Arial" w:cs="Arial" w:eastAsia="Arial" w:hAnsi="Arial"/>
+        </w:rPr>
+        <w:t xml:space="preserve"> tests for global spatial autocorrelation:</w:t>
+      </w:r>
+    </w:p>
+    <w:p>
+      <w:pPr>
+        <w:spacing w:after="120"/>
+      </w:pPr>
+      <w:r>
+        <w:rPr>
+          <w:sz w:val="24"/>
+          <w:szCs w:val="24"/>
+          <w:rFonts w:ascii="Arial" w:cs="Arial" w:eastAsia="Arial" w:hAnsi="Arial"/>
+        </w:rPr>
+        <w:t xml:space="preserve">I = (n / Σᵢⱼ wᵢⱼ) × (Σᵢⱼ wᵢⱼ(xᵢ - x̄)(xⱼ - x̄)) / Σᵢ(xᵢ - x̄)²</w:t>
+      </w:r>
+    </w:p>
+    <w:p>
+      <w:pPr>
+        <w:spacing w:after="120"/>
+      </w:pPr>
+      <w:r>
+        <w:rPr>
+          <w:sz w:val="24"/>
+          <w:szCs w:val="24"/>
+          <w:rFonts w:ascii="Arial" w:cs="Arial" w:eastAsia="Arial" w:hAnsi="Arial"/>
+        </w:rPr>
+        <w:t xml:space="preserve">Under the null of no spatial autocorrelation, I is approximately normally distributed with known mean and variance. A significant positive Moran's I indicates spatial clustering (similar values near each other); negative indicates spatial dispersion.</w:t>
+      </w:r>
+    </w:p>
+    <w:p>
+      <w:pPr>
+        <w:spacing w:after="120"/>
+      </w:pPr>
+      <w:r>
+        <w:rPr>
+          <w:sz w:val="24"/>
+          <w:szCs w:val="24"/>
+          <w:rFonts w:ascii="Arial" w:cs="Arial" w:eastAsia="Arial" w:hAnsi="Arial"/>
+        </w:rPr>
+      </w:r>
+      <w:r>
+        <w:rPr>
+          <w:b/>
+          <w:bCs/>
+          <w:sz w:val="24"/>
+          <w:szCs w:val="24"/>
+          <w:rFonts w:ascii="Arial" w:cs="Arial" w:eastAsia="Arial" w:hAnsi="Arial"/>
+        </w:rPr>
+        <w:t xml:space="preserve">Local Moran's I</w:t>
+      </w:r>
+      <w:r>
+        <w:rPr>
+          <w:sz w:val="24"/>
+          <w:szCs w:val="24"/>
+          <w:rFonts w:ascii="Arial" w:cs="Arial" w:eastAsia="Arial" w:hAnsi="Arial"/>
+        </w:rPr>
+        <w:t xml:space="preserve"> (LISA — Local Indicators of Spatial Association) decomposes the global statistic into contributions from each area, identifying local clusters (hot spots and cold spots) and spatial outliers (high values surrounded by low values, or vice versa).</w:t>
+      </w:r>
+    </w:p>
+    <w:p>
+      <w:pPr>
+        <w:pStyle w:val="Heading3"/>
+        <w:spacing w:before="200" w:after="100"/>
+      </w:pPr>
+      <w:r>
+        <w:rPr>
+          <w:b/>
+          <w:bCs/>
+          <w:sz w:val="26"/>
+          <w:szCs w:val="26"/>
+          <w:rFonts w:ascii="Arial" w:cs="Arial" w:eastAsia="Arial" w:hAnsi="Arial"/>
+        </w:rPr>
         <w:t xml:space="preserve">Spatial Regression Models</w:t>
       </w:r>
     </w:p>
@@ -202,33 +420,97 @@
           <w:szCs w:val="24"/>
           <w:rFonts w:ascii="Arial" w:cs="Arial" w:eastAsia="Arial" w:hAnsi="Arial"/>
         </w:rPr>
-        <w:t xml:space="preserve">The spatial lag model (SAR): Y = ρWY + Xβ + ε. The coefficient ρ captures spatial dependence in the outcome — an area's healthcare spending is influenced by its neighbors' spending, potentially through physician practice pattern diffusion, patient cross-boundary utilization, or market competition spillovers.</w:t>
-      </w:r>
-    </w:p>
-    <w:p>
-      <w:pPr>
-        <w:spacing w:after="120"/>
-      </w:pPr>
-      <w:r>
-        <w:rPr>
-          <w:sz w:val="24"/>
-          <w:szCs w:val="24"/>
-          <w:rFonts w:ascii="Arial" w:cs="Arial" w:eastAsia="Arial" w:hAnsi="Arial"/>
-        </w:rPr>
-        <w:t xml:space="preserve">The spatial error model (SEM): Y = Xβ + u, where u = λWu + ε. Spatial correlation in the errors reflects unmeasured spatially correlated confounders — area-level health status, socioeconomic factors, or environmental exposures not captured by the covariates.</w:t>
-      </w:r>
-    </w:p>
-    <w:p>
-      <w:pPr>
-        <w:spacing w:after="120"/>
-      </w:pPr>
-      <w:r>
-        <w:rPr>
-          <w:sz w:val="24"/>
-          <w:szCs w:val="24"/>
-          <w:rFonts w:ascii="Arial" w:cs="Arial" w:eastAsia="Arial" w:hAnsi="Arial"/>
-        </w:rPr>
-        <w:t xml:space="preserve">The spatial Durbin model (SDM) includes both spatial lags of the dependent variable and spatial lags of the independent variables, nesting SAR and SEM as special cases and allowing both direct effects (an area's own covariates on its outcomes) and indirect (spillover) effects (neighbors' covariates on the area's outcomes).</w:t>
+      </w:r>
+      <w:r>
+        <w:rPr>
+          <w:b/>
+          <w:bCs/>
+          <w:sz w:val="24"/>
+          <w:szCs w:val="24"/>
+          <w:rFonts w:ascii="Arial" w:cs="Arial" w:eastAsia="Arial" w:hAnsi="Arial"/>
+        </w:rPr>
+        <w:t xml:space="preserve">Spatial lag model (SAR)</w:t>
+      </w:r>
+      <w:r>
+        <w:rPr>
+          <w:sz w:val="24"/>
+          <w:szCs w:val="24"/>
+          <w:rFonts w:ascii="Arial" w:cs="Arial" w:eastAsia="Arial" w:hAnsi="Arial"/>
+        </w:rPr>
+        <w:t xml:space="preserve">: Y = ρWY + Xβ + ε. The spatially lagged dependent variable WY captures the influence of neighbors' outcomes on each area's outcome. In health economics: a county's healthcare spending may be influenced by neighboring counties' spending through physician practice pattern diffusion, patient cross-boundary flow, or market competition spillovers.</w:t>
+      </w:r>
+    </w:p>
+    <w:p>
+      <w:pPr>
+        <w:spacing w:after="120"/>
+      </w:pPr>
+      <w:r>
+        <w:rPr>
+          <w:sz w:val="24"/>
+          <w:szCs w:val="24"/>
+          <w:rFonts w:ascii="Arial" w:cs="Arial" w:eastAsia="Arial" w:hAnsi="Arial"/>
+        </w:rPr>
+      </w:r>
+      <w:r>
+        <w:rPr>
+          <w:b/>
+          <w:bCs/>
+          <w:sz w:val="24"/>
+          <w:szCs w:val="24"/>
+          <w:rFonts w:ascii="Arial" w:cs="Arial" w:eastAsia="Arial" w:hAnsi="Arial"/>
+        </w:rPr>
+        <w:t xml:space="preserve">Spatial error model (SEM)</w:t>
+      </w:r>
+      <w:r>
+        <w:rPr>
+          <w:sz w:val="24"/>
+          <w:szCs w:val="24"/>
+          <w:rFonts w:ascii="Arial" w:cs="Arial" w:eastAsia="Arial" w:hAnsi="Arial"/>
+        </w:rPr>
+        <w:t xml:space="preserve">: Y = Xβ + u, u = λWu + ε. Spatial correlation in the error term reflects spatially correlated omitted variables — area-level health status, environmental exposures, or socioeconomic factors not captured by the included covariates.</w:t>
+      </w:r>
+    </w:p>
+    <w:p>
+      <w:pPr>
+        <w:spacing w:after="120"/>
+      </w:pPr>
+      <w:r>
+        <w:rPr>
+          <w:sz w:val="24"/>
+          <w:szCs w:val="24"/>
+          <w:rFonts w:ascii="Arial" w:cs="Arial" w:eastAsia="Arial" w:hAnsi="Arial"/>
+        </w:rPr>
+      </w:r>
+      <w:r>
+        <w:rPr>
+          <w:b/>
+          <w:bCs/>
+          <w:sz w:val="24"/>
+          <w:szCs w:val="24"/>
+          <w:rFonts w:ascii="Arial" w:cs="Arial" w:eastAsia="Arial" w:hAnsi="Arial"/>
+        </w:rPr>
+        <w:t xml:space="preserve">Spatial Durbin model (SDM)</w:t>
+      </w:r>
+      <w:r>
+        <w:rPr>
+          <w:sz w:val="24"/>
+          <w:szCs w:val="24"/>
+          <w:rFonts w:ascii="Arial" w:cs="Arial" w:eastAsia="Arial" w:hAnsi="Arial"/>
+        </w:rPr>
+        <w:t xml:space="preserve">: Y = ρWY + Xβ + WXθ + ε. Includes both spatial lags of Y and spatial lags of X, nesting SAR and SEM as special cases and decomposing effects into direct effects (an area's own X on its Y) and indirect/spillover effects (neighbors' X on the area's Y).</w:t>
+      </w:r>
+    </w:p>
+    <w:p>
+      <w:pPr>
+        <w:spacing w:after="120"/>
+      </w:pPr>
+      <w:r>
+        <w:rPr>
+          <w:sz w:val="24"/>
+          <w:szCs w:val="24"/>
+          <w:rFonts w:ascii="Arial" w:cs="Arial" w:eastAsia="Arial" w:hAnsi="Arial"/>
+        </w:rPr>
+        <w:t xml:space="preserve">Estimation uses maximum likelihood or generalized spatial two-stage least squares. Interpretation requires computing the partial derivatives of E[Y|X] with respect to X, which include both the direct coefficient β and the indirect effects transmitted through the spatial lag structure.</w:t>
       </w:r>
     </w:p>
     <w:p>
@@ -249,28 +531,117 @@
     </w:p>
     <w:p>
       <w:pPr>
-        <w:spacing w:after="120"/>
-      </w:pPr>
-      <w:r>
-        <w:rPr>
-          <w:sz w:val="24"/>
-          <w:szCs w:val="24"/>
-          <w:rFonts w:ascii="Arial" w:cs="Arial" w:eastAsia="Arial" w:hAnsi="Arial"/>
-        </w:rPr>
-        <w:t xml:space="preserve">The two-step floating catchment area (2SFCA) method measures geographic access by computing a provider-to-population ratio within a defined travel time catchment for each provider, then summing the ratios of all providers within the travel time catchment of each population point. The result is a spatially smoothed access index that accounts for both provider supply and population demand.</w:t>
-      </w:r>
-    </w:p>
-    <w:p>
-      <w:pPr>
-        <w:spacing w:after="120"/>
-      </w:pPr>
-      <w:r>
-        <w:rPr>
-          <w:sz w:val="24"/>
-          <w:szCs w:val="24"/>
-          <w:rFonts w:ascii="Arial" w:cs="Arial" w:eastAsia="Arial" w:hAnsi="Arial"/>
-        </w:rPr>
-        <w:t xml:space="preserve">Implementation in Julia: compute travel time matrices between population centroids and provider locations using road network distances, define catchment thresholds (30 minutes for primary care, 60 minutes for specialty care), compute provider-to-population ratios within each catchment, and aggregate to the population point level. GeoDataFrames.jl and Shapefile.jl handle the spatial data infrastructure.</w:t>
+        <w:pStyle w:val="Heading3"/>
+        <w:spacing w:before="200" w:after="100"/>
+      </w:pPr>
+      <w:r>
+        <w:rPr>
+          <w:b/>
+          <w:bCs/>
+          <w:sz w:val="26"/>
+          <w:szCs w:val="26"/>
+          <w:rFonts w:ascii="Arial" w:cs="Arial" w:eastAsia="Arial" w:hAnsi="Arial"/>
+        </w:rPr>
+        <w:t xml:space="preserve">Two-Step Floating Catchment Area Method</w:t>
+      </w:r>
+    </w:p>
+    <w:p>
+      <w:pPr>
+        <w:spacing w:after="120"/>
+      </w:pPr>
+      <w:r>
+        <w:rPr>
+          <w:sz w:val="24"/>
+          <w:szCs w:val="24"/>
+          <w:rFonts w:ascii="Arial" w:cs="Arial" w:eastAsia="Arial" w:hAnsi="Arial"/>
+        </w:rPr>
+        <w:t xml:space="preserve">The 2SFCA method measures geographic access by combining supply-side availability with demand-side population need:</w:t>
+      </w:r>
+    </w:p>
+    <w:p>
+      <w:pPr>
+        <w:spacing w:after="120"/>
+      </w:pPr>
+      <w:r>
+        <w:rPr>
+          <w:sz w:val="24"/>
+          <w:szCs w:val="24"/>
+          <w:rFonts w:ascii="Arial" w:cs="Arial" w:eastAsia="Arial" w:hAnsi="Arial"/>
+        </w:rPr>
+      </w:r>
+      <w:r>
+        <w:rPr>
+          <w:b/>
+          <w:bCs/>
+          <w:sz w:val="24"/>
+          <w:szCs w:val="24"/>
+          <w:rFonts w:ascii="Arial" w:cs="Arial" w:eastAsia="Arial" w:hAnsi="Arial"/>
+        </w:rPr>
+        <w:t xml:space="preserve">Step 1</w:t>
+      </w:r>
+      <w:r>
+        <w:rPr>
+          <w:sz w:val="24"/>
+          <w:szCs w:val="24"/>
+          <w:rFonts w:ascii="Arial" w:cs="Arial" w:eastAsia="Arial" w:hAnsi="Arial"/>
+        </w:rPr>
+        <w:t xml:space="preserve">: For each provider j, compute the provider-to-population ratio within a travel time catchment: Rⱼ = Sⱼ / Σₖ∈{d(k,j)≤d₀} Pₖ, where Sⱼ is the provider's capacity, Pₖ is the population at location k, and d₀ is the travel time threshold.</w:t>
+      </w:r>
+    </w:p>
+    <w:p>
+      <w:pPr>
+        <w:spacing w:after="120"/>
+      </w:pPr>
+      <w:r>
+        <w:rPr>
+          <w:sz w:val="24"/>
+          <w:szCs w:val="24"/>
+          <w:rFonts w:ascii="Arial" w:cs="Arial" w:eastAsia="Arial" w:hAnsi="Arial"/>
+        </w:rPr>
+      </w:r>
+      <w:r>
+        <w:rPr>
+          <w:b/>
+          <w:bCs/>
+          <w:sz w:val="24"/>
+          <w:szCs w:val="24"/>
+          <w:rFonts w:ascii="Arial" w:cs="Arial" w:eastAsia="Arial" w:hAnsi="Arial"/>
+        </w:rPr>
+        <w:t xml:space="preserve">Step 2</w:t>
+      </w:r>
+      <w:r>
+        <w:rPr>
+          <w:sz w:val="24"/>
+          <w:szCs w:val="24"/>
+          <w:rFonts w:ascii="Arial" w:cs="Arial" w:eastAsia="Arial" w:hAnsi="Arial"/>
+        </w:rPr>
+        <w:t xml:space="preserve">: For each population location i, sum the ratios of all providers within the travel time catchment: Aᵢ = Σⱼ∈{d(i,j)≤d₀} Rⱼ.</w:t>
+      </w:r>
+    </w:p>
+    <w:p>
+      <w:pPr>
+        <w:spacing w:after="120"/>
+      </w:pPr>
+      <w:r>
+        <w:rPr>
+          <w:sz w:val="24"/>
+          <w:szCs w:val="24"/>
+          <w:rFonts w:ascii="Arial" w:cs="Arial" w:eastAsia="Arial" w:hAnsi="Arial"/>
+        </w:rPr>
+        <w:t xml:space="preserve">The resulting access index Aᵢ incorporates both provider density and population density, providing a spatially smoothed measure that accounts for patients' willingness to travel and for competition among providers for the same patient population.</w:t>
+      </w:r>
+    </w:p>
+    <w:p>
+      <w:pPr>
+        <w:spacing w:after="120"/>
+      </w:pPr>
+      <w:r>
+        <w:rPr>
+          <w:sz w:val="24"/>
+          <w:szCs w:val="24"/>
+          <w:rFonts w:ascii="Arial" w:cs="Arial" w:eastAsia="Arial" w:hAnsi="Arial"/>
+        </w:rPr>
+        <w:t xml:space="preserve">Implementation in Julia: compute travel time matrices between population centroids and provider locations using road network distances (OpenStreetMap data via LightOSM.jl or pre-computed matrices), define catchment thresholds (30 minutes for primary care, 60 minutes for specialty care), and iterate the two-step computation.</w:t>
       </w:r>
     </w:p>
     <w:p>
@@ -299,7 +670,97 @@
           <w:szCs w:val="24"/>
           <w:rFonts w:ascii="Arial" w:cs="Arial" w:eastAsia="Arial" w:hAnsi="Arial"/>
         </w:rPr>
-        <w:t xml:space="preserve">Defining the relevant geographic market for hospital competition analysis is critical for antitrust evaluation and for research on the relationship between market structure and outcomes. The Elzinga-Hogarty test uses patient flow data: a geographic area is a market if most patients within the area receive care within it (the "little in from outside" and "little out to elsewhere" criteria). Variable-radius methods define markets as the smallest geographic area containing a specified share (e.g., 75%) of each hospital's patients. Fixed geographic definitions (county, HRR, HSA) are simpler but may not correspond to actual patient flow patterns.</w:t>
+        <w:t xml:space="preserve">Defining the relevant geographic market for hospital antitrust analysis is critical for measuring market concentration and predicting merger effects. Methods include:</w:t>
+      </w:r>
+    </w:p>
+    <w:p>
+      <w:pPr>
+        <w:spacing w:after="120"/>
+      </w:pPr>
+      <w:r>
+        <w:rPr>
+          <w:sz w:val="24"/>
+          <w:szCs w:val="24"/>
+          <w:rFonts w:ascii="Arial" w:cs="Arial" w:eastAsia="Arial" w:hAnsi="Arial"/>
+        </w:rPr>
+      </w:r>
+      <w:r>
+        <w:rPr>
+          <w:b/>
+          <w:bCs/>
+          <w:sz w:val="24"/>
+          <w:szCs w:val="24"/>
+          <w:rFonts w:ascii="Arial" w:cs="Arial" w:eastAsia="Arial" w:hAnsi="Arial"/>
+        </w:rPr>
+        <w:t xml:space="preserve">Elzinga-Hogarty test</w:t>
+      </w:r>
+      <w:r>
+        <w:rPr>
+          <w:sz w:val="24"/>
+          <w:szCs w:val="24"/>
+          <w:rFonts w:ascii="Arial" w:cs="Arial" w:eastAsia="Arial" w:hAnsi="Arial"/>
+        </w:rPr>
+        <w:t xml:space="preserve">: A geographic area is a market if most patients within the area receive care within it (LIFO: Little In From Outside, &gt;75%) and most patients receiving care in the area's hospitals come from within it (LOFI: Little Out From Inside, &gt;75%).</w:t>
+      </w:r>
+    </w:p>
+    <w:p>
+      <w:pPr>
+        <w:spacing w:after="120"/>
+      </w:pPr>
+      <w:r>
+        <w:rPr>
+          <w:sz w:val="24"/>
+          <w:szCs w:val="24"/>
+          <w:rFonts w:ascii="Arial" w:cs="Arial" w:eastAsia="Arial" w:hAnsi="Arial"/>
+        </w:rPr>
+      </w:r>
+      <w:r>
+        <w:rPr>
+          <w:b/>
+          <w:bCs/>
+          <w:sz w:val="24"/>
+          <w:szCs w:val="24"/>
+          <w:rFonts w:ascii="Arial" w:cs="Arial" w:eastAsia="Arial" w:hAnsi="Arial"/>
+        </w:rPr>
+        <w:t xml:space="preserve">Variable-radius methods</w:t>
+      </w:r>
+      <w:r>
+        <w:rPr>
+          <w:sz w:val="24"/>
+          <w:szCs w:val="24"/>
+          <w:rFonts w:ascii="Arial" w:cs="Arial" w:eastAsia="Arial" w:hAnsi="Arial"/>
+        </w:rPr>
+        <w:t xml:space="preserve">: For each hospital, define the market as the smallest circle containing 75% (or 90%) of the hospital's patients. Overlapping markets are merged.</w:t>
+      </w:r>
+    </w:p>
+    <w:p>
+      <w:pPr>
+        <w:spacing w:after="120"/>
+      </w:pPr>
+      <w:r>
+        <w:rPr>
+          <w:sz w:val="24"/>
+          <w:szCs w:val="24"/>
+          <w:rFonts w:ascii="Arial" w:cs="Arial" w:eastAsia="Arial" w:hAnsi="Arial"/>
+        </w:rPr>
+      </w:r>
+      <w:r>
+        <w:rPr>
+          <w:b/>
+          <w:bCs/>
+          <w:sz w:val="24"/>
+          <w:szCs w:val="24"/>
+          <w:rFonts w:ascii="Arial" w:cs="Arial" w:eastAsia="Arial" w:hAnsi="Arial"/>
+        </w:rPr>
+        <w:t xml:space="preserve">Patient-flow-based methods</w:t>
+      </w:r>
+      <w:r>
+        <w:rPr>
+          <w:sz w:val="24"/>
+          <w:szCs w:val="24"/>
+          <w:rFonts w:ascii="Arial" w:cs="Arial" w:eastAsia="Arial" w:hAnsi="Arial"/>
+        </w:rPr>
+        <w:t xml:space="preserve">: Use actual patient discharge data to construct markets based on observed referral patterns, allowing irregularly shaped markets that follow real patient flows rather than geometric shapes.</w:t>
       </w:r>
     </w:p>
     <w:p>
@@ -328,20 +789,59 @@
           <w:szCs w:val="24"/>
           <w:rFonts w:ascii="Arial" w:cs="Arial" w:eastAsia="Arial" w:hAnsi="Arial"/>
         </w:rPr>
-        <w:t xml:space="preserve">Finkelstein, Gentzkow, and Williams (2016) developed a research design that exploits individuals who move across areas to decompose geographic variation into demand-side (patient) and supply-side (place) components. By comparing the healthcare utilization of the same individual in their origin and destination areas, the movers design identifies the place component — the portion of variation attributable to the healthcare delivery environment rather than to patient characteristics.</w:t>
-      </w:r>
-    </w:p>
-    <w:p>
-      <w:pPr>
-        <w:spacing w:after="120"/>
-      </w:pPr>
-      <w:r>
-        <w:rPr>
-          <w:sz w:val="24"/>
-          <w:szCs w:val="24"/>
-          <w:rFonts w:ascii="Arial" w:cs="Arial" w:eastAsia="Arial" w:hAnsi="Arial"/>
-        </w:rPr>
-        <w:t xml:space="preserve">Their key finding: approximately 50% of geographic variation in Medicare utilization is attributable to place (supply-side) factors and 50% to patient (demand-side) factors. This result has important implications for policy: interventions targeting provider behavior and market structure (supply-side) can address roughly half of the variation, while the other half requires addressing patient health status and preferences.</w:t>
+        <w:t xml:space="preserve">Finkelstein, Gentzkow, and Williams (2016) developed a research design that exploits individuals who move between areas to decompose geographic variation into demand-side (patient) and supply-side (place) components. The key insight: if a patient who moves from a high-spending area to a low-spending area immediately adopts the spending level of the destination area, the variation is driven by place (supply) factors. If the patient retains their origin area's spending level, the variation is driven by patient (demand) factors.</w:t>
+      </w:r>
+    </w:p>
+    <w:p>
+      <w:pPr>
+        <w:spacing w:after="120"/>
+      </w:pPr>
+      <w:r>
+        <w:rPr>
+          <w:sz w:val="24"/>
+          <w:szCs w:val="24"/>
+          <w:rFonts w:ascii="Arial" w:cs="Arial" w:eastAsia="Arial" w:hAnsi="Arial"/>
+        </w:rPr>
+        <w:t xml:space="preserve">Their specification:</w:t>
+      </w:r>
+    </w:p>
+    <w:p>
+      <w:pPr>
+        <w:spacing w:after="120"/>
+      </w:pPr>
+      <w:r>
+        <w:rPr>
+          <w:sz w:val="24"/>
+          <w:szCs w:val="24"/>
+          <w:rFonts w:ascii="Arial" w:cs="Arial" w:eastAsia="Arial" w:hAnsi="Arial"/>
+        </w:rPr>
+        <w:t xml:space="preserve">Yᵢₜ = αᵢ + γⱼ(i,t) + X'ᵢₜβ + εᵢₜ</w:t>
+      </w:r>
+    </w:p>
+    <w:p>
+      <w:pPr>
+        <w:spacing w:after="120"/>
+      </w:pPr>
+      <w:r>
+        <w:rPr>
+          <w:sz w:val="24"/>
+          <w:szCs w:val="24"/>
+          <w:rFonts w:ascii="Arial" w:cs="Arial" w:eastAsia="Arial" w:hAnsi="Arial"/>
+        </w:rPr>
+        <w:t xml:space="preserve">where αᵢ is a patient fixed effect (capturing time-invariant patient characteristics) and γⱼ(i,t) is a place effect (the area where patient i resides at time t). The patient fixed effects absorb all demand-side factors; the place effects capture supply-side factors.</w:t>
+      </w:r>
+    </w:p>
+    <w:p>
+      <w:pPr>
+        <w:spacing w:after="120"/>
+      </w:pPr>
+      <w:r>
+        <w:rPr>
+          <w:sz w:val="24"/>
+          <w:szCs w:val="24"/>
+          <w:rFonts w:ascii="Arial" w:cs="Arial" w:eastAsia="Arial" w:hAnsi="Arial"/>
+        </w:rPr>
+        <w:t xml:space="preserve">Their landmark finding: approximately 50% of geographic variation in Medicare utilization is attributable to place (supply-side) factors and 50% to patient (demand-side) factors. This finding refines the Dartmouth Atlas interpretation: supply does matter (validating the supply-sensitive care hypothesis), but patient characteristics contribute equally to geographic variation (suggesting that demand-side factors — health status, preferences, socioeconomic characteristics — are also important drivers).</w:t>
       </w:r>
     </w:p>
     <w:p>
@@ -357,6 +857,35 @@
           <w:szCs w:val="30"/>
           <w:rFonts w:ascii="Arial" w:cs="Arial" w:eastAsia="Arial" w:hAnsi="Arial"/>
         </w:rPr>
+        <w:t xml:space="preserve">Conclusion</w:t>
+      </w:r>
+    </w:p>
+    <w:p>
+      <w:pPr>
+        <w:spacing w:after="120"/>
+      </w:pPr>
+      <w:r>
+        <w:rPr>
+          <w:sz w:val="24"/>
+          <w:szCs w:val="24"/>
+          <w:rFonts w:ascii="Arial" w:cs="Arial" w:eastAsia="Arial" w:hAnsi="Arial"/>
+        </w:rPr>
+        <w:t xml:space="preserve">Spatial methods provide the analytical toolkit for health economics research on geographic variation — one of the field's most important and policy-relevant topics. The combination of spatial econometrics (for modeling spatial dependence), geographic access measurement (for quantifying access barriers), market definition (for antitrust analysis), and the movers design (for decomposing variation into supply and demand components) enables rigorous investigation of why healthcare differs across places and what policy interventions can reduce unwarranted variation.</w:t>
+      </w:r>
+    </w:p>
+    <w:p>
+      <w:pPr>
+        <w:pStyle w:val="Heading2"/>
+        <w:spacing w:before="300" w:after="150"/>
+      </w:pPr>
+      <w:r>
+        <w:rPr>
+          <w:b/>
+          <w:bCs/>
+          <w:sz w:val="30"/>
+          <w:szCs w:val="30"/>
+          <w:rFonts w:ascii="Arial" w:cs="Arial" w:eastAsia="Arial" w:hAnsi="Arial"/>
+        </w:rPr>
         <w:t xml:space="preserve">References</w:t>
       </w:r>
     </w:p>
@@ -370,7 +899,7 @@
           <w:szCs w:val="24"/>
           <w:rFonts w:ascii="Arial" w:cs="Arial" w:eastAsia="Arial" w:hAnsi="Arial"/>
         </w:rPr>
-        <w:t xml:space="preserve">1. Finkelstein, A., Gentzkow, M., &amp; Williams, H. (2016). Sources of geographic variation in health care. </w:t>
+        <w:t xml:space="preserve">1. Anselin, L. (2003). Spatial econometrics. In B. H. Baltagi (Ed.), </w:t>
       </w:r>
       <w:r>
         <w:rPr>
@@ -380,28 +909,28 @@
           <w:szCs w:val="24"/>
           <w:rFonts w:ascii="Arial" w:cs="Arial" w:eastAsia="Arial" w:hAnsi="Arial"/>
         </w:rPr>
-        <w:t xml:space="preserve">QJE</w:t>
-      </w:r>
-      <w:r>
-        <w:rPr>
-          <w:sz w:val="24"/>
-          <w:szCs w:val="24"/>
-          <w:rFonts w:ascii="Arial" w:cs="Arial" w:eastAsia="Arial" w:hAnsi="Arial"/>
-        </w:rPr>
-        <w:t xml:space="preserve">, 131(4), 1681-1726.</w:t>
-      </w:r>
-    </w:p>
-    <w:p>
-      <w:pPr>
-        <w:spacing w:after="120"/>
-      </w:pPr>
-      <w:r>
-        <w:rPr>
-          <w:sz w:val="24"/>
-          <w:szCs w:val="24"/>
-          <w:rFonts w:ascii="Arial" w:cs="Arial" w:eastAsia="Arial" w:hAnsi="Arial"/>
-        </w:rPr>
-        <w:t xml:space="preserve">2. Wennberg, J. E. (2010). </w:t>
+        <w:t xml:space="preserve">A Companion to Theoretical Econometrics</w:t>
+      </w:r>
+      <w:r>
+        <w:rPr>
+          <w:sz w:val="24"/>
+          <w:szCs w:val="24"/>
+          <w:rFonts w:ascii="Arial" w:cs="Arial" w:eastAsia="Arial" w:hAnsi="Arial"/>
+        </w:rPr>
+        <w:t xml:space="preserve"> (pp. 310-330). Blackwell.</w:t>
+      </w:r>
+    </w:p>
+    <w:p>
+      <w:pPr>
+        <w:spacing w:after="120"/>
+      </w:pPr>
+      <w:r>
+        <w:rPr>
+          <w:sz w:val="24"/>
+          <w:szCs w:val="24"/>
+          <w:rFonts w:ascii="Arial" w:cs="Arial" w:eastAsia="Arial" w:hAnsi="Arial"/>
+        </w:rPr>
+        <w:t xml:space="preserve">2. Finkelstein, A., Gentzkow, M., &amp; Williams, H. (2016). Sources of geographic variation in health care. </w:t>
       </w:r>
       <w:r>
         <w:rPr>
@@ -411,28 +940,28 @@
           <w:szCs w:val="24"/>
           <w:rFonts w:ascii="Arial" w:cs="Arial" w:eastAsia="Arial" w:hAnsi="Arial"/>
         </w:rPr>
-        <w:t xml:space="preserve">Tracking Medicine</w:t>
-      </w:r>
-      <w:r>
-        <w:rPr>
-          <w:sz w:val="24"/>
-          <w:szCs w:val="24"/>
-          <w:rFonts w:ascii="Arial" w:cs="Arial" w:eastAsia="Arial" w:hAnsi="Arial"/>
-        </w:rPr>
-        <w:t xml:space="preserve">. Oxford University Press.</w:t>
-      </w:r>
-    </w:p>
-    <w:p>
-      <w:pPr>
-        <w:spacing w:after="120"/>
-      </w:pPr>
-      <w:r>
-        <w:rPr>
-          <w:sz w:val="24"/>
-          <w:szCs w:val="24"/>
-          <w:rFonts w:ascii="Arial" w:cs="Arial" w:eastAsia="Arial" w:hAnsi="Arial"/>
-        </w:rPr>
-        <w:t xml:space="preserve">3. Anselin, L. (2003). Spatial econometrics. In B. H. Baltagi (Ed.), </w:t>
+        <w:t xml:space="preserve">QJE</w:t>
+      </w:r>
+      <w:r>
+        <w:rPr>
+          <w:sz w:val="24"/>
+          <w:szCs w:val="24"/>
+          <w:rFonts w:ascii="Arial" w:cs="Arial" w:eastAsia="Arial" w:hAnsi="Arial"/>
+        </w:rPr>
+        <w:t xml:space="preserve">, 131(4), 1681-1726.</w:t>
+      </w:r>
+    </w:p>
+    <w:p>
+      <w:pPr>
+        <w:spacing w:after="120"/>
+      </w:pPr>
+      <w:r>
+        <w:rPr>
+          <w:sz w:val="24"/>
+          <w:szCs w:val="24"/>
+          <w:rFonts w:ascii="Arial" w:cs="Arial" w:eastAsia="Arial" w:hAnsi="Arial"/>
+        </w:rPr>
+        <w:t xml:space="preserve">3. Fisher, E. S., et al. (2003). The implications of regional variations in Medicare spending. </w:t>
       </w:r>
       <w:r>
         <w:rPr>
@@ -442,28 +971,28 @@
           <w:szCs w:val="24"/>
           <w:rFonts w:ascii="Arial" w:cs="Arial" w:eastAsia="Arial" w:hAnsi="Arial"/>
         </w:rPr>
-        <w:t xml:space="preserve">A Companion to Theoretical Econometrics</w:t>
-      </w:r>
-      <w:r>
-        <w:rPr>
-          <w:sz w:val="24"/>
-          <w:szCs w:val="24"/>
-          <w:rFonts w:ascii="Arial" w:cs="Arial" w:eastAsia="Arial" w:hAnsi="Arial"/>
-        </w:rPr>
-        <w:t xml:space="preserve"> (pp. 310-330). Blackwell.</w:t>
-      </w:r>
-    </w:p>
-    <w:p>
-      <w:pPr>
-        <w:spacing w:after="120"/>
-      </w:pPr>
-      <w:r>
-        <w:rPr>
-          <w:sz w:val="24"/>
-          <w:szCs w:val="24"/>
-          <w:rFonts w:ascii="Arial" w:cs="Arial" w:eastAsia="Arial" w:hAnsi="Arial"/>
-        </w:rPr>
-        <w:t xml:space="preserve">4. Luo, W., &amp; Wang, F. (2003). Measures of spatial accessibility to health care. </w:t>
+        <w:t xml:space="preserve">Annals of Internal Medicine</w:t>
+      </w:r>
+      <w:r>
+        <w:rPr>
+          <w:sz w:val="24"/>
+          <w:szCs w:val="24"/>
+          <w:rFonts w:ascii="Arial" w:cs="Arial" w:eastAsia="Arial" w:hAnsi="Arial"/>
+        </w:rPr>
+        <w:t xml:space="preserve">, 138(4), 273-287.</w:t>
+      </w:r>
+    </w:p>
+    <w:p>
+      <w:pPr>
+        <w:spacing w:after="120"/>
+      </w:pPr>
+      <w:r>
+        <w:rPr>
+          <w:sz w:val="24"/>
+          <w:szCs w:val="24"/>
+          <w:rFonts w:ascii="Arial" w:cs="Arial" w:eastAsia="Arial" w:hAnsi="Arial"/>
+        </w:rPr>
+        <w:t xml:space="preserve">4. Luo, W., &amp; Wang, F. (2003). Measures of spatial accessibility to health care in a GIS environment. </w:t>
       </w:r>
       <w:r>
         <w:rPr>
@@ -482,6 +1011,37 @@
           <w:rFonts w:ascii="Arial" w:cs="Arial" w:eastAsia="Arial" w:hAnsi="Arial"/>
         </w:rPr>
         <w:t xml:space="preserve">, 9(1), 18-28.</w:t>
+      </w:r>
+    </w:p>
+    <w:p>
+      <w:pPr>
+        <w:spacing w:after="120"/>
+      </w:pPr>
+      <w:r>
+        <w:rPr>
+          <w:sz w:val="24"/>
+          <w:szCs w:val="24"/>
+          <w:rFonts w:ascii="Arial" w:cs="Arial" w:eastAsia="Arial" w:hAnsi="Arial"/>
+        </w:rPr>
+        <w:t xml:space="preserve">5. Wennberg, J. E. (2010). </w:t>
+      </w:r>
+      <w:r>
+        <w:rPr>
+          <w:i/>
+          <w:iCs/>
+          <w:sz w:val="24"/>
+          <w:szCs w:val="24"/>
+          <w:rFonts w:ascii="Arial" w:cs="Arial" w:eastAsia="Arial" w:hAnsi="Arial"/>
+        </w:rPr>
+        <w:t xml:space="preserve">Tracking Medicine</w:t>
+      </w:r>
+      <w:r>
+        <w:rPr>
+          <w:sz w:val="24"/>
+          <w:szCs w:val="24"/>
+          <w:rFonts w:ascii="Arial" w:cs="Arial" w:eastAsia="Arial" w:hAnsi="Arial"/>
+        </w:rPr>
+        <w:t xml:space="preserve">. Oxford University Press.</w:t>
       </w:r>
     </w:p>
     <w:sectPr>
